--- a/All_Books/09 THOUSAND LIVES/Word vervion/THOUSAND_LIVES_vi.docx
+++ b/All_Books/09 THOUSAND LIVES/Word vervion/THOUSAND_LIVES_vi.docx
@@ -4498,7 +4498,6 @@
           <w:shd w:val="clear" w:color="auto" w:fill="FFFFFF"/>
         </w:rPr>
       </w:pPr>
-      <w:bookmarkStart w:id="4" w:name="_GoBack"/>
       <w:r>
         <w:rPr>
           <w:rFonts w:ascii="Palatino Linotype" w:eastAsia="sans-serif" w:hAnsi="Palatino Linotype" w:cs="Palatino Linotype"/>
@@ -4508,7 +4507,6 @@
         <w:t>Tuy nhiên, sự giằng co kéo dài khiến tôi bắt đầu nóng lòng. Một ngày nọ, trinh sát báo về rằng họ phát hiện con rắn chúa dường như đã bị thương và đang cùng một toán nhỏ khoảng hai mươi con tìm cách tháo chạy về phía những dãy núi ngầm hiểm trở. Tin rằng đây là cơ hội ngàn năm có một để kết thúc cuộc chiến, tôi đã đưa ra một quyết định định mệnh: tách khỏi đại quân, chỉ dẫn theo hơn năm trăm chiến binh tinh nhuệ và nhanh nhẹn nhất để truy kích thần tốc. Chúng tôi lao đi với khí thế hừng hực, không hề hay biết rằng sự 'tháo chạy' yếu ớt kia chỉ là một màn kịch tinh vi để dụ tôi vào tử địa.</w:t>
       </w:r>
     </w:p>
-    <w:bookmarkEnd w:id="4"/>
     <w:p>
       <w:pPr>
         <w:pStyle w:val="NormalWeb"/>
@@ -4937,14 +4935,14 @@
           <w:rFonts w:ascii="Palatino Linotype" w:hAnsi="Palatino Linotype" w:cs="Palatino Linotype"/>
         </w:rPr>
       </w:pPr>
-      <w:bookmarkStart w:id="5" w:name="_Toc6146"/>
+      <w:bookmarkStart w:id="4" w:name="_Toc6146"/>
       <w:r>
         <w:rPr>
           <w:rFonts w:ascii="Palatino Linotype" w:hAnsi="Palatino Linotype" w:cs="Palatino Linotype"/>
         </w:rPr>
         <w:t>CHƯƠNG 3: SƠN THẦN NÚI TRƯỜNG BẠCH</w:t>
       </w:r>
-      <w:bookmarkEnd w:id="5"/>
+      <w:bookmarkEnd w:id="4"/>
     </w:p>
     <w:p>
       <w:pPr>
@@ -6514,14 +6512,14 @@
           <w:rFonts w:ascii="Palatino Linotype" w:hAnsi="Palatino Linotype" w:cs="Palatino Linotype"/>
         </w:rPr>
       </w:pPr>
-      <w:bookmarkStart w:id="6" w:name="_Toc20080"/>
+      <w:bookmarkStart w:id="5" w:name="_Toc20080"/>
       <w:r>
         <w:rPr>
           <w:rFonts w:ascii="Palatino Linotype" w:hAnsi="Palatino Linotype" w:cs="Palatino Linotype"/>
         </w:rPr>
         <w:t>CHƯƠNG 4: THIÊN CƠ TAM QUỐC</w:t>
       </w:r>
-      <w:bookmarkEnd w:id="6"/>
+      <w:bookmarkEnd w:id="5"/>
     </w:p>
     <w:p>
       <w:pPr>
@@ -9670,14 +9668,14 @@
           <w:rFonts w:ascii="Palatino Linotype" w:hAnsi="Palatino Linotype" w:cs="Palatino Linotype"/>
         </w:rPr>
       </w:pPr>
-      <w:bookmarkStart w:id="7" w:name="_Toc19065"/>
+      <w:bookmarkStart w:id="6" w:name="_Toc19065"/>
       <w:r>
         <w:rPr>
           <w:rFonts w:ascii="Palatino Linotype" w:hAnsi="Palatino Linotype" w:cs="Palatino Linotype"/>
         </w:rPr>
         <w:t>CHƯƠNG 5: THEO CHÂN CHÚA Ở JERUSALEM</w:t>
       </w:r>
-      <w:bookmarkEnd w:id="7"/>
+      <w:bookmarkEnd w:id="6"/>
     </w:p>
     <w:p>
       <w:pPr>
@@ -11084,14 +11082,14 @@
           <w:rFonts w:ascii="Palatino Linotype" w:hAnsi="Palatino Linotype" w:cs="Palatino Linotype"/>
         </w:rPr>
       </w:pPr>
-      <w:bookmarkStart w:id="8" w:name="_Toc31248"/>
+      <w:bookmarkStart w:id="7" w:name="_Toc31248"/>
       <w:r>
         <w:rPr>
           <w:rFonts w:ascii="Palatino Linotype" w:hAnsi="Palatino Linotype" w:cs="Palatino Linotype"/>
         </w:rPr>
         <w:t>CHƯƠNG 6: TIẾNG VỌNG KIM TỰ THÁP</w:t>
       </w:r>
-      <w:bookmarkEnd w:id="8"/>
+      <w:bookmarkEnd w:id="7"/>
     </w:p>
     <w:p>
       <w:pPr>
@@ -12134,7 +12132,33 @@
           <w:szCs w:val="32"/>
           <w:shd w:val="clear" w:color="auto" w:fill="FFFFFF"/>
         </w:rPr>
-        <w:t>Chiến Trang, Hy Sinh và Cảm Hoá</w:t>
+        <w:t>Chiến Tran</w:t>
+      </w:r>
+      <w:r>
+        <w:rPr>
+          <w:rFonts w:ascii="Palatino Linotype" w:eastAsia="sans-serif" w:hAnsi="Palatino Linotype" w:cs="Palatino Linotype"/>
+          <w:b/>
+          <w:bCs/>
+          <w:color w:val="1A1C1E"/>
+          <w:sz w:val="32"/>
+          <w:szCs w:val="32"/>
+          <w:shd w:val="clear" w:color="auto" w:fill="FFFFFF"/>
+        </w:rPr>
+        <w:t>h</w:t>
+      </w:r>
+      <w:bookmarkStart w:id="8" w:name="_GoBack"/>
+      <w:bookmarkEnd w:id="8"/>
+      <w:r>
+        <w:rPr>
+          <w:rFonts w:ascii="Palatino Linotype" w:eastAsia="sans-serif" w:hAnsi="Palatino Linotype" w:cs="Palatino Linotype"/>
+          <w:b/>
+          <w:bCs/>
+          <w:color w:val="1A1C1E"/>
+          <w:sz w:val="32"/>
+          <w:szCs w:val="32"/>
+          <w:shd w:val="clear" w:color="auto" w:fill="FFFFFF"/>
+        </w:rPr>
+        <w:t>, Hy Sinh và Cảm Hoá</w:t>
       </w:r>
     </w:p>
     <w:p>
@@ -24326,7 +24350,7 @@
                             <w:rPr>
                               <w:noProof/>
                             </w:rPr>
-                            <w:t>60</w:t>
+                            <w:t>145</w:t>
                           </w:r>
                           <w:r>
                             <w:fldChar w:fldCharType="end"/>
@@ -24369,7 +24393,7 @@
                       <w:rPr>
                         <w:noProof/>
                       </w:rPr>
-                      <w:t>60</w:t>
+                      <w:t>145</w:t>
                     </w:r>
                     <w:r>
                       <w:fldChar w:fldCharType="end"/>
@@ -24516,7 +24540,6 @@
     <w:lsdException w:name="Table Web 1" w:semiHidden="1" w:unhideWhenUsed="1"/>
     <w:lsdException w:name="Table Web 2" w:semiHidden="1" w:unhideWhenUsed="1"/>
     <w:lsdException w:name="Table Web 3" w:semiHidden="1" w:unhideWhenUsed="1"/>
-    <w:lsdException w:name="Table Grid" w:semiHidden="1" w:unhideWhenUsed="1"/>
     <w:lsdException w:name="Table Theme" w:semiHidden="1" w:unhideWhenUsed="1"/>
     <w:lsdException w:name="Placeholder Text" w:semiHidden="1" w:uiPriority="99"/>
     <w:lsdException w:name="No Spacing" w:uiPriority="99"/>
